--- a/Laerervejledning_Karakter-kamp.docx
+++ b/Laerervejledning_Karakter-kamp.docx
@@ -20,108 +20,75 @@
     </w:p>
     <w:p>
       <w:pPr>
-        <w:ind w:left="360"/>
+        <w:shd w:val="clear" w:fill="EEF1F6"/>
+        <w:ind w:left="259" w:right="144"/>
       </w:pPr>
       <w:r>
         <w:rPr>
           <w:b/>
-          <w:i/>
         </w:rPr>
         <w:t>Kort fortalt:</w:t>
       </w:r>
       <w:r>
-        <w:rPr>
-          <w:i/>
-        </w:rPr>
         <w:t xml:space="preserve"> Karakter-kamp er et digitalt og printbart kortspil med </w:t>
       </w:r>
       <w:r>
         <w:rPr>
           <w:b/>
-          <w:i/>
         </w:rPr>
         <w:t>52 udvalgte personer</w:t>
       </w:r>
       <w:r>
-        <w:rPr>
-          <w:i/>
-        </w:rPr>
         <w:t xml:space="preserve"> fra verdenshistorien og verdensreligionerne. Hver person har fire talværdier (stats), så eleverne kan dyste kortene mod hinanden (Top Trumps) — og placere dem på en fælles tidslinje. Spillet er bygget til smartboard, tablets/Chromebooks og som fysiske kort til print. Det fungerer som en let, fravær-robust og fagligt forankret aktivitet i en eksamensuge, men kan også bruges som repetition resten af året.</w:t>
       </w:r>
     </w:p>
     <w:p>
       <w:pPr>
-        <w:ind w:left="360"/>
+        <w:shd w:val="clear" w:fill="EEF1F6"/>
+        <w:ind w:left="259" w:right="144"/>
       </w:pPr>
       <w:r>
         <w:rPr>
           <w:b/>
-          <w:i/>
         </w:rPr>
         <w:t>Spil det her:</w:t>
       </w:r>
       <w:r>
-        <w:rPr>
-          <w:i/>
-        </w:rPr>
-        <w:t xml:space="preserve"> </w:t>
-      </w:r>
-      <w:r>
-        <w:rPr>
-          <w:rFonts w:ascii="Consolas" w:hAnsi="Consolas"/>
-          <w:i/>
-        </w:rPr>
-        <w:t>Kortspil_religion-historie.html</w:t>
-      </w:r>
-      <w:r>
-        <w:rPr>
-          <w:i/>
-        </w:rPr>
-        <w:t xml:space="preserve"> (åbn i en browser) — eller online via forsiden. Tre tilstande: 📇 </w:t>
+        <w:t xml:space="preserve"> `Kortspil_religion-historie.html` (åbn i en browser) — eller online via forsiden. Tre tilstande: 📇 </w:t>
       </w:r>
       <w:r>
         <w:rPr>
           <w:b/>
-          <w:i/>
         </w:rPr>
         <w:t>Kort</w:t>
       </w:r>
       <w:r>
-        <w:rPr>
-          <w:i/>
-        </w:rPr>
         <w:t xml:space="preserve"> (blade/print) · ⚔️ </w:t>
       </w:r>
       <w:r>
         <w:rPr>
           <w:b/>
-          <w:i/>
         </w:rPr>
         <w:t>Trumf-dyst</w:t>
       </w:r>
       <w:r>
-        <w:rPr>
-          <w:i/>
-        </w:rPr>
         <w:t xml:space="preserve"> · ⏳ </w:t>
       </w:r>
       <w:r>
         <w:rPr>
           <w:b/>
-          <w:i/>
         </w:rPr>
         <w:t>Tidslinje</w:t>
       </w:r>
       <w:r>
-        <w:rPr>
-          <w:i/>
-        </w:rPr>
         <w:t>.</w:t>
       </w:r>
     </w:p>
     <w:p>
       <w:pPr>
-        <w:spacing w:before="40" w:after="120"/>
+        <w:pBdr>
+          <w:bottom w:val="single" w:sz="6" w:space="1" w:color="BBBBBB"/>
+        </w:pBdr>
       </w:pPr>
     </w:p>
     <w:p>
@@ -138,9 +105,9 @@
       </w:r>
     </w:p>
     <w:p>
-      <w:r>
-        <w:t xml:space="preserve">1. </w:t>
-      </w:r>
+      <w:pPr>
+        <w:pStyle w:val="ListNumber"/>
+      </w:pPr>
       <w:r>
         <w:rPr>
           <w:b/>
@@ -148,8 +115,13 @@
         <w:t>Kronologi</w:t>
       </w:r>
       <w:r>
-        <w:t xml:space="preserve"> — hvem levede før hvem? Hvor langt tilbage rækker historien? 2. </w:t>
+        <w:t xml:space="preserve"> — hvem levede før hvem? Hvor langt tilbage rækker historien?</w:t>
       </w:r>
+    </w:p>
+    <w:p>
+      <w:pPr>
+        <w:pStyle w:val="ListNumber"/>
+      </w:pPr>
       <w:r>
         <w:rPr>
           <w:b/>
@@ -166,8 +138,13 @@
         <w:t>hvad</w:t>
       </w:r>
       <w:r>
-        <w:t xml:space="preserve"> gjorde dem betydningsfulde? 3. </w:t>
+        <w:t xml:space="preserve"> gjorde dem betydningsfulde?</w:t>
       </w:r>
+    </w:p>
+    <w:p>
+      <w:pPr>
+        <w:pStyle w:val="ListNumber"/>
+      </w:pPr>
       <w:r>
         <w:rPr>
           <w:b/>
@@ -252,7 +229,9 @@
     </w:p>
     <w:p>
       <w:pPr>
-        <w:spacing w:before="40" w:after="120"/>
+        <w:pBdr>
+          <w:bottom w:val="single" w:sz="6" w:space="1" w:color="BBBBBB"/>
+        </w:pBdr>
       </w:pPr>
     </w:p>
     <w:p>
@@ -408,7 +387,9 @@
     </w:p>
     <w:p>
       <w:pPr>
-        <w:spacing w:before="40" w:after="120"/>
+        <w:pBdr>
+          <w:bottom w:val="single" w:sz="6" w:space="1" w:color="BBBBBB"/>
+        </w:pBdr>
       </w:pPr>
     </w:p>
     <w:p>
@@ -421,7 +402,7 @@
     </w:p>
     <w:tbl>
       <w:tblPr>
-        <w:tblStyle w:val="TableGrid"/>
+        <w:tblStyle w:val="LightGrid-Accent1"/>
         <w:tblW w:type="auto" w:w="0"/>
         <w:tblLook w:firstColumn="1" w:firstRow="1" w:lastColumn="0" w:lastRow="0" w:noHBand="0" w:noVBand="1" w:val="04A0"/>
       </w:tblPr>
@@ -439,6 +420,11 @@
               <w:rPr>
                 <w:b/>
               </w:rPr>
+            </w:r>
+            <w:r>
+              <w:rPr>
+                <w:b/>
+              </w:rPr>
               <w:t>Du skal bruge</w:t>
             </w:r>
           </w:p>
@@ -448,6 +434,11 @@
             <w:tcW w:type="dxa" w:w="4320"/>
           </w:tcPr>
           <w:p>
+            <w:r>
+              <w:rPr>
+                <w:b/>
+              </w:rPr>
+            </w:r>
             <w:r>
               <w:rPr>
                 <w:b/>
@@ -463,6 +454,7 @@
             <w:tcW w:type="dxa" w:w="4320"/>
           </w:tcPr>
           <w:p>
+            <w:r/>
             <w:r>
               <w:t xml:space="preserve">Smartboard/projektor </w:t>
             </w:r>
@@ -482,6 +474,7 @@
             <w:tcW w:type="dxa" w:w="4320"/>
           </w:tcPr>
           <w:p>
+            <w:r/>
             <w:r>
               <w:t>Trumf-dyst spilles fint på ét delt skærmbillede</w:t>
             </w:r>
@@ -494,6 +487,7 @@
             <w:tcW w:type="dxa" w:w="4320"/>
           </w:tcPr>
           <w:p>
+            <w:r/>
             <w:r>
               <w:t>(Valgfrit) Printede kort</w:t>
             </w:r>
@@ -504,6 +498,7 @@
             <w:tcW w:type="dxa" w:w="4320"/>
           </w:tcPr>
           <w:p>
+            <w:r/>
             <w:r>
               <w:t xml:space="preserve">Brug </w:t>
             </w:r>
@@ -525,6 +520,7 @@
             <w:tcW w:type="dxa" w:w="4320"/>
           </w:tcPr>
           <w:p>
+            <w:r/>
             <w:r>
               <w:t>(Valgfrit) Saks</w:t>
             </w:r>
@@ -535,6 +531,7 @@
             <w:tcW w:type="dxa" w:w="4320"/>
           </w:tcPr>
           <w:p>
+            <w:r/>
             <w:r>
               <w:t>Til at klippe de printede kort ud langs de stiplede linjer</w:t>
             </w:r>
@@ -547,18 +544,9 @@
             <w:tcW w:type="dxa" w:w="4320"/>
           </w:tcPr>
           <w:p>
+            <w:r/>
             <w:r>
-              <w:t xml:space="preserve">Elevark (se </w:t>
-            </w:r>
-            <w:r>
-              <w:rPr>
-                <w:rFonts w:ascii="Consolas" w:hAnsi="Consolas"/>
-                <w:color w:val="B03060"/>
-              </w:rPr>
-              <w:t>Elevark_Karakter-kamp</w:t>
-            </w:r>
-            <w:r>
-              <w:t>)</w:t>
+              <w:t>Elevark (se `Elevark_Karakter-kamp`)</w:t>
             </w:r>
           </w:p>
         </w:tc>
@@ -567,6 +555,7 @@
             <w:tcW w:type="dxa" w:w="4320"/>
           </w:tcPr>
           <w:p>
+            <w:r/>
             <w:r>
               <w:t>Tidslinje-log, "gæt personen", design-dit-eget-kort</w:t>
             </w:r>
@@ -574,7 +563,6 @@
         </w:tc>
       </w:tr>
     </w:tbl>
-    <w:p/>
     <w:p>
       <w:r>
         <w:rPr>
@@ -582,18 +570,13 @@
         </w:rPr>
         <w:t>Print af fysiske kort (anbefales til hele klassen):</w:t>
       </w:r>
+    </w:p>
+    <w:p>
+      <w:pPr>
+        <w:pStyle w:val="ListNumber"/>
+      </w:pPr>
       <w:r>
-        <w:t xml:space="preserve"> 1. Åbn </w:t>
-      </w:r>
-      <w:r>
-        <w:rPr>
-          <w:rFonts w:ascii="Consolas" w:hAnsi="Consolas"/>
-          <w:color w:val="B03060"/>
-        </w:rPr>
-        <w:t>Kortspil_religion-historie.html</w:t>
-      </w:r>
-      <w:r>
-        <w:t xml:space="preserve">, vælg tilstanden </w:t>
+        <w:t xml:space="preserve">Åbn `Kortspil_religion-historie.html`, vælg tilstanden </w:t>
       </w:r>
       <w:r>
         <w:rPr>
@@ -602,7 +585,15 @@
         <w:t>📇 Kort</w:t>
       </w:r>
       <w:r>
-        <w:t xml:space="preserve">. 2. Klik </w:t>
+        <w:t>.</w:t>
+      </w:r>
+    </w:p>
+    <w:p>
+      <w:pPr>
+        <w:pStyle w:val="ListNumber"/>
+      </w:pPr>
+      <w:r>
+        <w:t xml:space="preserve">Klik </w:t>
       </w:r>
       <w:r>
         <w:rPr>
@@ -611,7 +602,15 @@
         <w:t>"⚔️ Print spildækket (52)"</w:t>
       </w:r>
       <w:r>
-        <w:t xml:space="preserve">. 3. Vælg i printerdialogen </w:t>
+        <w:t>.</w:t>
+      </w:r>
+    </w:p>
+    <w:p>
+      <w:pPr>
+        <w:pStyle w:val="ListNumber"/>
+      </w:pPr>
+      <w:r>
+        <w:t xml:space="preserve">Vælg i printerdialogen </w:t>
       </w:r>
       <w:r>
         <w:rPr>
@@ -629,7 +628,15 @@
         <w:t>Vend på den lange kant</w:t>
       </w:r>
       <w:r>
-        <w:t xml:space="preserve">. 4. Så ligger hver persons fakta (hvornår/hvem/hvad/konsekvens) præcist bag på det rigtige kort. Forsiden viser navn + de fire stats; </w:t>
+        <w:t>.</w:t>
+      </w:r>
+    </w:p>
+    <w:p>
+      <w:pPr>
+        <w:pStyle w:val="ListNumber"/>
+      </w:pPr>
+      <w:r>
+        <w:t xml:space="preserve">Så ligger hver persons fakta (hvornår/hvem/hvad/konsekvens) præcist bag på det rigtige kort. Forsiden viser navn + de fire stats; </w:t>
       </w:r>
       <w:r>
         <w:rPr>
@@ -638,30 +645,37 @@
         <w:t>datoen står kun bagpå</w:t>
       </w:r>
       <w:r>
-        <w:t xml:space="preserve"> — det er med vilje, så tidslinjespillet stadig giver mening. 5. Klip kortene ud langs de stiplede linjer. 6 ark for + 6 ark bag = ét dæk.</w:t>
+        <w:t xml:space="preserve"> — det er med vilje, så tidslinjespillet stadig giver mening.</w:t>
       </w:r>
     </w:p>
     <w:p>
       <w:pPr>
-        <w:ind w:left="360"/>
+        <w:pStyle w:val="ListNumber"/>
+      </w:pPr>
+      <w:r>
+        <w:t>Klip kortene ud langs de stiplede linjer. 6 ark for + 6 ark bag = ét dæk.</w:t>
+      </w:r>
+    </w:p>
+    <w:p>
+      <w:pPr>
+        <w:shd w:val="clear" w:fill="EEF1F6"/>
+        <w:ind w:left="259" w:right="144"/>
       </w:pPr>
       <w:r>
         <w:rPr>
           <w:b/>
-          <w:i/>
         </w:rPr>
         <w:t>Tip:</w:t>
       </w:r>
       <w:r>
-        <w:rPr>
-          <w:i/>
-        </w:rPr>
         <w:t xml:space="preserve"> Print 4-6 dæk, så klassen kan spille i grupper. Laminér dem, hvis de skal holde.</w:t>
       </w:r>
     </w:p>
     <w:p>
       <w:pPr>
-        <w:spacing w:before="40" w:after="120"/>
+        <w:pBdr>
+          <w:bottom w:val="single" w:sz="6" w:space="1" w:color="BBBBBB"/>
+        </w:pBdr>
       </w:pPr>
     </w:p>
     <w:p>
@@ -679,7 +693,7 @@
     </w:p>
     <w:tbl>
       <w:tblPr>
-        <w:tblStyle w:val="TableGrid"/>
+        <w:tblStyle w:val="LightGrid-Accent1"/>
         <w:tblW w:type="auto" w:w="0"/>
         <w:tblLook w:firstColumn="1" w:firstRow="1" w:lastColumn="0" w:lastRow="0" w:noHBand="0" w:noVBand="1" w:val="04A0"/>
       </w:tblPr>
@@ -698,6 +712,11 @@
               <w:rPr>
                 <w:b/>
               </w:rPr>
+            </w:r>
+            <w:r>
+              <w:rPr>
+                <w:b/>
+              </w:rPr>
               <w:t>Stat</w:t>
             </w:r>
           </w:p>
@@ -707,6 +726,11 @@
             <w:tcW w:type="dxa" w:w="2880"/>
           </w:tcPr>
           <w:p>
+            <w:r>
+              <w:rPr>
+                <w:b/>
+              </w:rPr>
+            </w:r>
             <w:r>
               <w:rPr>
                 <w:b/>
@@ -724,6 +748,11 @@
               <w:rPr>
                 <w:b/>
               </w:rPr>
+            </w:r>
+            <w:r>
+              <w:rPr>
+                <w:b/>
+              </w:rPr>
               <w:t>Hvordan tallet er fundet</w:t>
             </w:r>
           </w:p>
@@ -735,6 +764,7 @@
             <w:tcW w:type="dxa" w:w="2880"/>
           </w:tcPr>
           <w:p>
+            <w:r/>
             <w:r>
               <w:t xml:space="preserve">⏳ </w:t>
             </w:r>
@@ -751,6 +781,7 @@
             <w:tcW w:type="dxa" w:w="2880"/>
           </w:tcPr>
           <w:p>
+            <w:r/>
             <w:r>
               <w:t>Hvor langt tilbage personen levede</w:t>
             </w:r>
@@ -761,6 +792,7 @@
             <w:tcW w:type="dxa" w:w="2880"/>
           </w:tcPr>
           <w:p>
+            <w:r/>
             <w:r>
               <w:rPr>
                 <w:b/>
@@ -779,6 +811,7 @@
             <w:tcW w:type="dxa" w:w="2880"/>
           </w:tcPr>
           <w:p>
+            <w:r/>
             <w:r>
               <w:t xml:space="preserve">🌍 </w:t>
             </w:r>
@@ -795,6 +828,7 @@
             <w:tcW w:type="dxa" w:w="2880"/>
           </w:tcPr>
           <w:p>
+            <w:r/>
             <w:r>
               <w:t xml:space="preserve">Hvor meget personen ændrede historien — </w:t>
             </w:r>
@@ -811,6 +845,7 @@
             <w:tcW w:type="dxa" w:w="2880"/>
           </w:tcPr>
           <w:p>
+            <w:r/>
             <w:r>
               <w:t>Fagligt skøn (kan diskuteres!)</w:t>
             </w:r>
@@ -823,6 +858,7 @@
             <w:tcW w:type="dxa" w:w="2880"/>
           </w:tcPr>
           <w:p>
+            <w:r/>
             <w:r>
               <w:t xml:space="preserve">👥 </w:t>
             </w:r>
@@ -839,6 +875,7 @@
             <w:tcW w:type="dxa" w:w="2880"/>
           </w:tcPr>
           <w:p>
+            <w:r/>
             <w:r>
               <w:t>Hvor mange mennesker personen berørte/nåede</w:t>
             </w:r>
@@ -849,6 +886,7 @@
             <w:tcW w:type="dxa" w:w="2880"/>
           </w:tcPr>
           <w:p>
+            <w:r/>
             <w:r>
               <w:t>Fagligt skøn</w:t>
             </w:r>
@@ -861,6 +899,7 @@
             <w:tcW w:type="dxa" w:w="2880"/>
           </w:tcPr>
           <w:p>
+            <w:r/>
             <w:r>
               <w:t xml:space="preserve">⭐ </w:t>
             </w:r>
@@ -877,6 +916,7 @@
             <w:tcW w:type="dxa" w:w="2880"/>
           </w:tcPr>
           <w:p>
+            <w:r/>
             <w:r>
               <w:t>Hvor kendt/vigtig personen er i dag</w:t>
             </w:r>
@@ -887,6 +927,7 @@
             <w:tcW w:type="dxa" w:w="2880"/>
           </w:tcPr>
           <w:p>
+            <w:r/>
             <w:r>
               <w:t>Fagligt skøn</w:t>
             </w:r>
@@ -894,7 +935,6 @@
         </w:tc>
       </w:tr>
     </w:tbl>
-    <w:p/>
     <w:p>
       <w:r>
         <w:t xml:space="preserve">At tallene (undtagen Alder) bygger på </w:t>
@@ -911,7 +951,9 @@
     </w:p>
     <w:p>
       <w:pPr>
-        <w:spacing w:before="40" w:after="120"/>
+        <w:pBdr>
+          <w:bottom w:val="single" w:sz="6" w:space="1" w:color="BBBBBB"/>
+        </w:pBdr>
       </w:pPr>
     </w:p>
     <w:p>
@@ -949,8 +991,21 @@
         </w:rPr>
         <w:t>Regler</w:t>
       </w:r>
+    </w:p>
+    <w:p>
+      <w:pPr>
+        <w:pStyle w:val="ListNumber"/>
+      </w:pPr>
       <w:r>
-        <w:t xml:space="preserve"> 1. Dækket (52) blandes og deles ligeligt — 26 til hver. 2. Den aktive spiller ser sit øverste kort (modstanderens ligger skjult) og vælger </w:t>
+        <w:t>Dækket (52) blandes og deles ligeligt — 26 til hver.</w:t>
+      </w:r>
+    </w:p>
+    <w:p>
+      <w:pPr>
+        <w:pStyle w:val="ListNumber"/>
+      </w:pPr>
+      <w:r>
+        <w:t xml:space="preserve">Den aktive spiller ser sit øverste kort (modstanderens ligger skjult) og vælger </w:t>
       </w:r>
       <w:r>
         <w:rPr>
@@ -959,7 +1014,15 @@
         <w:t>én stat</w:t>
       </w:r>
       <w:r>
-        <w:t xml:space="preserve">. 3. Begge øverste kort vendes. </w:t>
+        <w:t>.</w:t>
+      </w:r>
+    </w:p>
+    <w:p>
+      <w:pPr>
+        <w:pStyle w:val="ListNumber"/>
+      </w:pPr>
+      <w:r>
+        <w:t xml:space="preserve">Begge øverste kort vendes. </w:t>
       </w:r>
       <w:r>
         <w:rPr>
@@ -968,8 +1031,13 @@
         <w:t>Højeste tal vinder</w:t>
       </w:r>
       <w:r>
-        <w:t xml:space="preserve"> begge kort. 4. </w:t>
+        <w:t xml:space="preserve"> begge kort.</w:t>
       </w:r>
+    </w:p>
+    <w:p>
+      <w:pPr>
+        <w:pStyle w:val="ListNumber"/>
+      </w:pPr>
       <w:r>
         <w:rPr>
           <w:b/>
@@ -977,7 +1045,23 @@
         <w:t>Uafgjort:</w:t>
       </w:r>
       <w:r>
-        <w:t xml:space="preserve"> kortene lægges i en "pulje", som vinderen af næste runde tager med. 5. Vinderen af runden vælger næste stat. 6. Spillet slutter, når én har alle kort — eller tryk </w:t>
+        <w:t xml:space="preserve"> kortene lægges i en "pulje", som vinderen af næste runde tager med.</w:t>
+      </w:r>
+    </w:p>
+    <w:p>
+      <w:pPr>
+        <w:pStyle w:val="ListNumber"/>
+      </w:pPr>
+      <w:r>
+        <w:t>Vinderen af runden vælger næste stat.</w:t>
+      </w:r>
+    </w:p>
+    <w:p>
+      <w:pPr>
+        <w:pStyle w:val="ListNumber"/>
+      </w:pPr>
+      <w:r>
+        <w:t xml:space="preserve">Spillet slutter, når én har alle kort — eller tryk </w:t>
       </w:r>
       <w:r>
         <w:rPr>
@@ -1093,7 +1177,9 @@
     </w:p>
     <w:p>
       <w:pPr>
-        <w:spacing w:before="40" w:after="120"/>
+        <w:pBdr>
+          <w:bottom w:val="single" w:sz="6" w:space="1" w:color="BBBBBB"/>
+        </w:pBdr>
       </w:pPr>
     </w:p>
     <w:p>
@@ -1131,8 +1217,21 @@
         </w:rPr>
         <w:t>Regler</w:t>
       </w:r>
+    </w:p>
+    <w:p>
+      <w:pPr>
+        <w:pStyle w:val="ListNumber"/>
+      </w:pPr>
       <w:r>
-        <w:t xml:space="preserve"> 1. Et tilfældigt kort ligger som start på tidslinjen. 2. Et nyt kort vises — </w:t>
+        <w:t>Et tilfældigt kort ligger som start på tidslinjen.</w:t>
+      </w:r>
+    </w:p>
+    <w:p>
+      <w:pPr>
+        <w:pStyle w:val="ListNumber"/>
+      </w:pPr>
+      <w:r>
+        <w:t xml:space="preserve">Et nyt kort vises — </w:t>
       </w:r>
       <w:r>
         <w:rPr>
@@ -1150,7 +1249,15 @@
         <w:t>hvornår</w:t>
       </w:r>
       <w:r>
-        <w:t xml:space="preserve"> personen levede. 3. Klik der, hvor kortet hører hjemme (ældst til venstre). </w:t>
+        <w:t xml:space="preserve"> personen levede.</w:t>
+      </w:r>
+    </w:p>
+    <w:p>
+      <w:pPr>
+        <w:pStyle w:val="ListNumber"/>
+      </w:pPr>
+      <w:r>
+        <w:t xml:space="preserve">Klik der, hvor kortet hører hjemme (ældst til venstre). </w:t>
       </w:r>
       <w:r>
         <w:rPr>
@@ -1159,7 +1266,15 @@
         <w:t>Rigtigt = 1 point</w:t>
       </w:r>
       <w:r>
-        <w:t>; årstallet afsløres, og kortet bliver liggende på rette plads. 4. Spillet kører 16 kort. Flest point vinder.</w:t>
+        <w:t>; årstallet afsløres, og kortet bliver liggende på rette plads.</w:t>
+      </w:r>
+    </w:p>
+    <w:p>
+      <w:pPr>
+        <w:pStyle w:val="ListNumber"/>
+      </w:pPr>
+      <w:r>
+        <w:t>Spillet kører 16 kort. Flest point vinder.</w:t>
       </w:r>
     </w:p>
     <w:p>
@@ -1248,7 +1363,9 @@
     </w:p>
     <w:p>
       <w:pPr>
-        <w:spacing w:before="40" w:after="120"/>
+        <w:pBdr>
+          <w:bottom w:val="single" w:sz="6" w:space="1" w:color="BBBBBB"/>
+        </w:pBdr>
       </w:pPr>
     </w:p>
     <w:p>
@@ -1266,7 +1383,7 @@
     </w:p>
     <w:tbl>
       <w:tblPr>
-        <w:tblStyle w:val="TableGrid"/>
+        <w:tblStyle w:val="LightGrid-Accent1"/>
         <w:tblW w:type="auto" w:w="0"/>
         <w:tblLook w:firstColumn="1" w:firstRow="1" w:lastColumn="0" w:lastRow="0" w:noHBand="0" w:noVBand="1" w:val="04A0"/>
       </w:tblPr>
@@ -1284,6 +1401,11 @@
               <w:rPr>
                 <w:b/>
               </w:rPr>
+            </w:r>
+            <w:r>
+              <w:rPr>
+                <w:b/>
+              </w:rPr>
               <w:t>Lektion</w:t>
             </w:r>
           </w:p>
@@ -1293,6 +1415,11 @@
             <w:tcW w:type="dxa" w:w="4320"/>
           </w:tcPr>
           <w:p>
+            <w:r>
+              <w:rPr>
+                <w:b/>
+              </w:rPr>
+            </w:r>
             <w:r>
               <w:rPr>
                 <w:b/>
@@ -1308,6 +1435,7 @@
             <w:tcW w:type="dxa" w:w="4320"/>
           </w:tcPr>
           <w:p>
+            <w:r/>
             <w:r>
               <w:rPr>
                 <w:b/>
@@ -1321,6 +1449,7 @@
             <w:tcW w:type="dxa" w:w="4320"/>
           </w:tcPr>
           <w:p>
+            <w:r/>
             <w:r>
               <w:t>Præsentér de fire stats + samtalen om "betydning ≠ god" (10 min). Spil Trumf-dyst i par (resten). Afslut med en kort fælles snak: hvilke kort var stærkest — og hvorfor?</w:t>
             </w:r>
@@ -1333,6 +1462,7 @@
             <w:tcW w:type="dxa" w:w="4320"/>
           </w:tcPr>
           <w:p>
+            <w:r/>
             <w:r>
               <w:rPr>
                 <w:b/>
@@ -1346,6 +1476,7 @@
             <w:tcW w:type="dxa" w:w="4320"/>
           </w:tcPr>
           <w:p>
+            <w:r/>
             <w:r>
               <w:t>Fælles tidslinje på smartboard som opvarmning (15 min), derefter grupper med printede kort, der bygger deres egen tidslinje. Brug Tidslinje-loggen i elevarket.</w:t>
             </w:r>
@@ -1358,6 +1489,7 @@
             <w:tcW w:type="dxa" w:w="4320"/>
           </w:tcPr>
           <w:p>
+            <w:r/>
             <w:r>
               <w:rPr>
                 <w:b/>
@@ -1371,6 +1503,7 @@
             <w:tcW w:type="dxa" w:w="4320"/>
           </w:tcPr>
           <w:p>
+            <w:r/>
             <w:r>
               <w:t>"Gæt personen" (læs bagsiden op, de andre gætter) og "religiøs eller historisk?"-sortering. Gode, rolige repetitionslege.</w:t>
             </w:r>
@@ -1383,6 +1516,7 @@
             <w:tcW w:type="dxa" w:w="4320"/>
           </w:tcPr>
           <w:p>
+            <w:r/>
             <w:r>
               <w:rPr>
                 <w:b/>
@@ -1396,6 +1530,7 @@
             <w:tcW w:type="dxa" w:w="4320"/>
           </w:tcPr>
           <w:p>
+            <w:r/>
             <w:r>
               <w:t xml:space="preserve">Eleverne researcher og laver et nyt kort til en person, der </w:t>
             </w:r>
@@ -1417,6 +1552,7 @@
             <w:tcW w:type="dxa" w:w="4320"/>
           </w:tcPr>
           <w:p>
+            <w:r/>
             <w:r>
               <w:rPr>
                 <w:b/>
@@ -1430,6 +1566,7 @@
             <w:tcW w:type="dxa" w:w="4320"/>
           </w:tcPr>
           <w:p>
+            <w:r/>
             <w:r>
               <w:t>Klasseturnering i Trumf-dyst (pulje-system/stafet). Afrund med diskussionsspørgsmålene (afsnit 8) som eksamenstræning i mundtlig fremstilling.</w:t>
             </w:r>
@@ -1437,47 +1574,38 @@
         </w:tc>
       </w:tr>
     </w:tbl>
-    <w:p/>
     <w:p>
       <w:pPr>
-        <w:ind w:left="360"/>
+        <w:shd w:val="clear" w:fill="EEF1F6"/>
+        <w:ind w:left="259" w:right="144"/>
       </w:pPr>
       <w:r>
-        <w:rPr>
-          <w:i/>
-        </w:rPr>
         <w:t xml:space="preserve">Har du kun 1-2 lektioner: kør </w:t>
       </w:r>
       <w:r>
         <w:rPr>
           <w:b/>
-          <w:i/>
         </w:rPr>
         <w:t>Lektion 1 + 2</w:t>
       </w:r>
       <w:r>
-        <w:rPr>
-          <w:i/>
-        </w:rPr>
         <w:t xml:space="preserve">. Vil du have en faglig aflevering: </w:t>
       </w:r>
       <w:r>
         <w:rPr>
           <w:b/>
-          <w:i/>
         </w:rPr>
         <w:t>Lektion 4</w:t>
       </w:r>
       <w:r>
-        <w:rPr>
-          <w:i/>
-        </w:rPr>
         <w:t>.</w:t>
       </w:r>
     </w:p>
     <w:p>
       <w:pPr>
-        <w:spacing w:before="40" w:after="120"/>
+        <w:pBdr>
+          <w:bottom w:val="single" w:sz="6" w:space="1" w:color="BBBBBB"/>
+        </w:pBdr>
       </w:pPr>
     </w:p>
     <w:p>
@@ -1620,7 +1748,9 @@
     </w:p>
     <w:p>
       <w:pPr>
-        <w:spacing w:before="40" w:after="120"/>
+        <w:pBdr>
+          <w:bottom w:val="single" w:sz="6" w:space="1" w:color="BBBBBB"/>
+        </w:pBdr>
       </w:pPr>
     </w:p>
     <w:p>
@@ -1689,7 +1819,9 @@
     </w:p>
     <w:p>
       <w:pPr>
-        <w:spacing w:before="40" w:after="120"/>
+        <w:pBdr>
+          <w:bottom w:val="single" w:sz="6" w:space="1" w:color="BBBBBB"/>
+        </w:pBdr>
       </w:pPr>
     </w:p>
     <w:p>
@@ -1772,7 +1904,9 @@
     </w:p>
     <w:p>
       <w:pPr>
-        <w:spacing w:before="40" w:after="120"/>
+        <w:pBdr>
+          <w:bottom w:val="single" w:sz="6" w:space="1" w:color="BBBBBB"/>
+        </w:pBdr>
       </w:pPr>
     </w:p>
     <w:p>
